--- a/Project Documents/721814 SOP/721814 SOP/RSU/MASTER LABEL CS_FM_RSU0027 Revision 6.docx
+++ b/Project Documents/721814 SOP/721814 SOP/RSU/MASTER LABEL CS_FM_RSU0027 Revision 6.docx
@@ -379,6 +379,8 @@
           <w:footerReference w:type="default" r:id="rId9"/>
           <w:headerReference w:type="first" r:id="rId10"/>
           <w:footerReference w:type="first" r:id="rId11"/>
+          <w:headerReference w:type="even" r:id="rId18"/>
+          <w:footerReference w:type="even" r:id="rId19"/>
           <w:pgSz w:w="12240" w:h="15840" w:code="1"/>
           <w:pgMar w:top="1440" w:right="1440" w:bottom="360" w:left="1440" w:header="720" w:footer="720" w:gutter="0"/>
           <w:paperSrc w:first="7" w:other="7"/>
@@ -5104,65 +5106,8 @@
           <w:noProof/>
         </w:rPr>
         <mc:AlternateContent>
-          <mc:Choice Requires="wps">
-            <w:drawing>
-              <wp:anchor distT="0" distB="0" distL="114300" distR="114300" simplePos="0" relativeHeight="251659264" behindDoc="0" locked="0" layoutInCell="1" allowOverlap="1" wp14:anchorId="054B09C2" wp14:editId="2AC213CC">
-                <wp:simplePos x="0" y="0"/>
-                <wp:positionH relativeFrom="column">
-                  <wp:posOffset>0</wp:posOffset>
-                </wp:positionH>
-                <wp:positionV relativeFrom="paragraph">
-                  <wp:posOffset>90170</wp:posOffset>
-                </wp:positionV>
-                <wp:extent cx="8782050" cy="0"/>
-                <wp:effectExtent l="0" t="0" r="0" b="0"/>
-                <wp:wrapNone/>
-                <wp:docPr id="12" name="Straight Connector 12"/>
-                <wp:cNvGraphicFramePr/>
-                <a:graphic xmlns:a="http://schemas.openxmlformats.org/drawingml/2006/main">
-                  <a:graphicData uri="http://schemas.microsoft.com/office/word/2010/wordprocessingShape">
-                    <wps:wsp>
-                      <wps:cNvCnPr/>
-                      <wps:spPr>
-                        <a:xfrm>
-                          <a:off x="0" y="0"/>
-                          <a:ext cx="8782050" cy="0"/>
-                        </a:xfrm>
-                        <a:prstGeom prst="line">
-                          <a:avLst/>
-                        </a:prstGeom>
-                        <a:ln>
-                          <a:solidFill>
-                            <a:schemeClr val="tx1"/>
-                          </a:solidFill>
-                        </a:ln>
-                      </wps:spPr>
-                      <wps:style>
-                        <a:lnRef idx="1">
-                          <a:schemeClr val="dk1"/>
-                        </a:lnRef>
-                        <a:fillRef idx="0">
-                          <a:schemeClr val="dk1"/>
-                        </a:fillRef>
-                        <a:effectRef idx="0">
-                          <a:schemeClr val="dk1"/>
-                        </a:effectRef>
-                        <a:fontRef idx="minor">
-                          <a:schemeClr val="tx1"/>
-                        </a:fontRef>
-                      </wps:style>
-                      <wps:bodyPr/>
-                    </wps:wsp>
-                  </a:graphicData>
-                </a:graphic>
-              </wp:anchor>
-            </w:drawing>
-          </mc:Choice>
-          <mc:Fallback>
-            <w:pict>
-              <v:line w14:anchorId="11F8E005" id="Straight Connector 12" o:spid="_x0000_s1026" style="position:absolute;z-index:251659264;visibility:visible;mso-wrap-style:square;mso-wrap-distance-left:9pt;mso-wrap-distance-top:0;mso-wrap-distance-right:9pt;mso-wrap-distance-bottom:0;mso-position-horizontal:absolute;mso-position-horizontal-relative:text;mso-position-vertical:absolute;mso-position-vertical-relative:text" from="0,7.1pt" to="691.5pt,7.1pt" o:gfxdata="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" strokecolor="black [3213]"/>
-            </w:pict>
-          </mc:Fallback>
+          <mc:Choice Requires="wps"/>
+          <mc:Fallback/>
         </mc:AlternateContent>
       </w:r>
     </w:p>
@@ -6405,6 +6350,16 @@
 </w:ftr>
 </file>
 
+<file path=word/footer5.xml><?xml version="1.0" encoding="utf-8"?>
+<w:ftr xmlns:m="http://schemas.openxmlformats.org/officeDocument/2006/math" xmlns:mc="http://schemas.openxmlformats.org/markup-compatibility/2006" xmlns:mo="http://schemas.microsoft.com/office/mac/office/2008/main" xmlns:mv="urn:schemas-microsoft-com:mac:vml" xmlns:o="urn:schemas-microsoft-com:office:office" xmlns:r="http://schemas.openxmlformats.org/officeDocument/2006/relationships" xmlns:v="urn:schemas-microsoft-com:vml" xmlns:w10="urn:schemas-microsoft-com:office:word" xmlns:w14="http://schemas.microsoft.com/office/word/2010/wordml" xmlns:w="http://schemas.openxmlformats.org/wordprocessingml/2006/main" xmlns:wne="http://schemas.microsoft.com/office/word/2006/wordml" xmlns:wp14="http://schemas.microsoft.com/office/word/2010/wordprocessingDrawing" xmlns:wp="http://schemas.openxmlformats.org/drawingml/2006/wordprocessingDrawing" xmlns:wpc="http://schemas.microsoft.com/office/word/2010/wordprocessingCanvas" xmlns:wpg="http://schemas.microsoft.com/office/word/2010/wordprocessingGroup" xmlns:wpi="http://schemas.microsoft.com/office/word/2010/wordprocessingInk" xmlns:wps="http://schemas.microsoft.com/office/word/2010/wordprocessingShape" mc:Ignorable="w14 wp14">
+  <w:p>
+    <w:pPr>
+      <w:pStyle w:val="Footer"/>
+    </w:pPr>
+  </w:p>
+</w:ftr>
+</file>
+
 <file path=word/footnotes.xml><?xml version="1.0" encoding="utf-8"?>
 <w:footnotes xmlns:wpc="http://schemas.microsoft.com/office/word/2010/wordprocessingCanvas" xmlns:cx="http://schemas.microsoft.com/office/drawing/2014/chartex" xmlns:cx1="http://schemas.microsoft.com/office/drawing/2015/9/8/chartex" xmlns:cx2="http://schemas.microsoft.com/office/drawing/2015/10/21/chartex" xmlns:cx3="http://schemas.microsoft.com/office/drawing/2016/5/9/chartex" xmlns:cx4="http://schemas.microsoft.com/office/drawing/2016/5/10/chartex" xmlns:cx5="http://schemas.microsoft.com/office/drawing/2016/5/11/chartex" xmlns:cx6="http://schemas.microsoft.com/office/drawing/2016/5/12/chartex" xmlns:cx7="http://schemas.microsoft.com/office/drawing/2016/5/13/chartex" xmlns:cx8="http://schemas.microsoft.com/office/drawing/2016/5/14/chartex" xmlns:mc="http://schemas.openxmlformats.org/markup-compatibility/2006" xmlns:aink="http://schemas.microsoft.com/office/drawing/2016/ink" xmlns:am3d="http://schemas.microsoft.com/office/drawing/2017/model3d" xmlns:o="urn:schemas-microsoft-com:office:office" xmlns:r="http://schemas.openxmlformats.org/officeDocument/2006/relationships" xmlns:m="http://schemas.openxmlformats.org/officeDocument/2006/math" xmlns:v="urn:schemas-microsoft-com:vml" xmlns:wp14="http://schemas.microsoft.com/office/word/2010/wordprocessingDrawing" xmlns:wp="http://schemas.openxmlformats.org/drawingml/2006/wordprocessingDrawing" xmlns:w10="urn:schemas-microsoft-com:office:word" xmlns:w="http://schemas.openxmlformats.org/wordprocessingml/2006/main" xmlns:w14="http://schemas.microsoft.com/office/word/2010/wordml" xmlns:w15="http://schemas.microsoft.com/office/word/2012/wordml" xmlns:w16cex="http://schemas.microsoft.com/office/word/2018/wordml/cex" xmlns:w16cid="http://schemas.microsoft.com/office/word/2016/wordml/cid" xmlns:w16="http://schemas.microsoft.com/office/word/2018/wordml" xmlns:w16sdtdh="http://schemas.microsoft.com/office/word/2020/wordml/sdtdatahash" xmlns:w16se="http://schemas.microsoft.com/office/word/2015/wordml/symex" xmlns:wpg="http://schemas.microsoft.com/office/word/2010/wordprocessingGroup" xmlns:wpi="http://schemas.microsoft.com/office/word/2010/wordprocessingInk" xmlns:wne="http://schemas.microsoft.com/office/word/2006/wordml" xmlns:wps="http://schemas.microsoft.com/office/word/2010/wordprocessingShape" mc:Ignorable="w14 w15 w16se w16cid w16 w16cex w16sdtdh wp14">
   <w:footnote w:type="separator" w:id="-1">
@@ -6462,41 +6417,6 @@
             <w:rPr>
               <w:noProof/>
             </w:rPr>
-            <w:drawing>
-              <wp:inline distT="0" distB="0" distL="0" distR="0" wp14:anchorId="51CC944C" wp14:editId="30621142">
-                <wp:extent cx="2314286" cy="666667"/>
-                <wp:effectExtent l="0" t="0" r="0" b="635"/>
-                <wp:docPr id="6" name="Picture 6"/>
-                <wp:cNvGraphicFramePr>
-                  <a:graphicFrameLocks xmlns:a="http://schemas.openxmlformats.org/drawingml/2006/main" noChangeAspect="1"/>
-                </wp:cNvGraphicFramePr>
-                <a:graphic xmlns:a="http://schemas.openxmlformats.org/drawingml/2006/main">
-                  <a:graphicData uri="http://schemas.openxmlformats.org/drawingml/2006/picture">
-                    <pic:pic xmlns:pic="http://schemas.openxmlformats.org/drawingml/2006/picture">
-                      <pic:nvPicPr>
-                        <pic:cNvPr id="1" name=""/>
-                        <pic:cNvPicPr/>
-                      </pic:nvPicPr>
-                      <pic:blipFill>
-                        <a:blip r:embed="rId1"/>
-                        <a:stretch>
-                          <a:fillRect/>
-                        </a:stretch>
-                      </pic:blipFill>
-                      <pic:spPr>
-                        <a:xfrm>
-                          <a:off x="0" y="0"/>
-                          <a:ext cx="2314286" cy="666667"/>
-                        </a:xfrm>
-                        <a:prstGeom prst="rect">
-                          <a:avLst/>
-                        </a:prstGeom>
-                      </pic:spPr>
-                    </pic:pic>
-                  </a:graphicData>
-                </a:graphic>
-              </wp:inline>
-            </w:drawing>
           </w:r>
         </w:p>
       </w:tc>
@@ -6704,41 +6624,6 @@
             <w:rPr>
               <w:noProof/>
             </w:rPr>
-            <w:drawing>
-              <wp:inline distT="0" distB="0" distL="0" distR="0" wp14:anchorId="3D3CEF29" wp14:editId="65AFDE18">
-                <wp:extent cx="2314286" cy="666667"/>
-                <wp:effectExtent l="0" t="0" r="0" b="635"/>
-                <wp:docPr id="8" name="Picture 8"/>
-                <wp:cNvGraphicFramePr>
-                  <a:graphicFrameLocks xmlns:a="http://schemas.openxmlformats.org/drawingml/2006/main" noChangeAspect="1"/>
-                </wp:cNvGraphicFramePr>
-                <a:graphic xmlns:a="http://schemas.openxmlformats.org/drawingml/2006/main">
-                  <a:graphicData uri="http://schemas.openxmlformats.org/drawingml/2006/picture">
-                    <pic:pic xmlns:pic="http://schemas.openxmlformats.org/drawingml/2006/picture">
-                      <pic:nvPicPr>
-                        <pic:cNvPr id="1" name=""/>
-                        <pic:cNvPicPr/>
-                      </pic:nvPicPr>
-                      <pic:blipFill>
-                        <a:blip r:embed="rId1"/>
-                        <a:stretch>
-                          <a:fillRect/>
-                        </a:stretch>
-                      </pic:blipFill>
-                      <pic:spPr>
-                        <a:xfrm>
-                          <a:off x="0" y="0"/>
-                          <a:ext cx="2314286" cy="666667"/>
-                        </a:xfrm>
-                        <a:prstGeom prst="rect">
-                          <a:avLst/>
-                        </a:prstGeom>
-                      </pic:spPr>
-                    </pic:pic>
-                  </a:graphicData>
-                </a:graphic>
-              </wp:inline>
-            </w:drawing>
           </w:r>
         </w:p>
       </w:tc>
@@ -6946,41 +6831,6 @@
             <w:rPr>
               <w:noProof/>
             </w:rPr>
-            <w:drawing>
-              <wp:inline distT="0" distB="0" distL="0" distR="0" wp14:anchorId="26E835A2" wp14:editId="355E4572">
-                <wp:extent cx="2314286" cy="666667"/>
-                <wp:effectExtent l="0" t="0" r="0" b="635"/>
-                <wp:docPr id="5" name="Picture 5"/>
-                <wp:cNvGraphicFramePr>
-                  <a:graphicFrameLocks xmlns:a="http://schemas.openxmlformats.org/drawingml/2006/main" noChangeAspect="1"/>
-                </wp:cNvGraphicFramePr>
-                <a:graphic xmlns:a="http://schemas.openxmlformats.org/drawingml/2006/main">
-                  <a:graphicData uri="http://schemas.openxmlformats.org/drawingml/2006/picture">
-                    <pic:pic xmlns:pic="http://schemas.openxmlformats.org/drawingml/2006/picture">
-                      <pic:nvPicPr>
-                        <pic:cNvPr id="1" name=""/>
-                        <pic:cNvPicPr/>
-                      </pic:nvPicPr>
-                      <pic:blipFill>
-                        <a:blip r:embed="rId1"/>
-                        <a:stretch>
-                          <a:fillRect/>
-                        </a:stretch>
-                      </pic:blipFill>
-                      <pic:spPr>
-                        <a:xfrm>
-                          <a:off x="0" y="0"/>
-                          <a:ext cx="2314286" cy="666667"/>
-                        </a:xfrm>
-                        <a:prstGeom prst="rect">
-                          <a:avLst/>
-                        </a:prstGeom>
-                      </pic:spPr>
-                    </pic:pic>
-                  </a:graphicData>
-                </a:graphic>
-              </wp:inline>
-            </w:drawing>
           </w:r>
         </w:p>
       </w:tc>
@@ -7293,41 +7143,6 @@
             <w:rPr>
               <w:noProof/>
             </w:rPr>
-            <w:drawing>
-              <wp:inline distT="0" distB="0" distL="0" distR="0" wp14:anchorId="7C9AE5BA" wp14:editId="5D6BFD11">
-                <wp:extent cx="2314286" cy="666667"/>
-                <wp:effectExtent l="0" t="0" r="0" b="635"/>
-                <wp:docPr id="7" name="Picture 7"/>
-                <wp:cNvGraphicFramePr>
-                  <a:graphicFrameLocks xmlns:a="http://schemas.openxmlformats.org/drawingml/2006/main" noChangeAspect="1"/>
-                </wp:cNvGraphicFramePr>
-                <a:graphic xmlns:a="http://schemas.openxmlformats.org/drawingml/2006/main">
-                  <a:graphicData uri="http://schemas.openxmlformats.org/drawingml/2006/picture">
-                    <pic:pic xmlns:pic="http://schemas.openxmlformats.org/drawingml/2006/picture">
-                      <pic:nvPicPr>
-                        <pic:cNvPr id="1" name=""/>
-                        <pic:cNvPicPr/>
-                      </pic:nvPicPr>
-                      <pic:blipFill>
-                        <a:blip r:embed="rId1"/>
-                        <a:stretch>
-                          <a:fillRect/>
-                        </a:stretch>
-                      </pic:blipFill>
-                      <pic:spPr>
-                        <a:xfrm>
-                          <a:off x="0" y="0"/>
-                          <a:ext cx="2314286" cy="666667"/>
-                        </a:xfrm>
-                        <a:prstGeom prst="rect">
-                          <a:avLst/>
-                        </a:prstGeom>
-                      </pic:spPr>
-                    </pic:pic>
-                  </a:graphicData>
-                </a:graphic>
-              </wp:inline>
-            </w:drawing>
           </w:r>
         </w:p>
       </w:tc>
@@ -7501,6 +7316,16 @@
       </w:tc>
     </w:tr>
   </w:tbl>
+  <w:p>
+    <w:pPr>
+      <w:pStyle w:val="Header"/>
+    </w:pPr>
+  </w:p>
+</w:hdr>
+</file>
+
+<file path=word/header5.xml><?xml version="1.0" encoding="utf-8"?>
+<w:hdr xmlns:m="http://schemas.openxmlformats.org/officeDocument/2006/math" xmlns:mc="http://schemas.openxmlformats.org/markup-compatibility/2006" xmlns:mo="http://schemas.microsoft.com/office/mac/office/2008/main" xmlns:mv="urn:schemas-microsoft-com:mac:vml" xmlns:o="urn:schemas-microsoft-com:office:office" xmlns:r="http://schemas.openxmlformats.org/officeDocument/2006/relationships" xmlns:v="urn:schemas-microsoft-com:vml" xmlns:w10="urn:schemas-microsoft-com:office:word" xmlns:w14="http://schemas.microsoft.com/office/word/2010/wordml" xmlns:w="http://schemas.openxmlformats.org/wordprocessingml/2006/main" xmlns:wne="http://schemas.microsoft.com/office/word/2006/wordml" xmlns:wp14="http://schemas.microsoft.com/office/word/2010/wordprocessingDrawing" xmlns:wp="http://schemas.openxmlformats.org/drawingml/2006/wordprocessingDrawing" xmlns:wpc="http://schemas.microsoft.com/office/word/2010/wordprocessingCanvas" xmlns:wpg="http://schemas.microsoft.com/office/word/2010/wordprocessingGroup" xmlns:wpi="http://schemas.microsoft.com/office/word/2010/wordprocessingInk" xmlns:wps="http://schemas.microsoft.com/office/word/2010/wordprocessingShape" mc:Ignorable="w14 wp14">
   <w:p>
     <w:pPr>
       <w:pStyle w:val="Header"/>
